--- a/api/templates/Agenda combined Meeting (Clio).docx
+++ b/api/templates/Agenda combined Meeting (Clio).docx
@@ -21,9 +21,7 @@
         <w:t xml:space="preserve"> </w:t>
       </w:r>
       <w:r>
-        <w:rPr>
-          <w:highlight w:val="yellow"/>
-        </w:rPr>
+        <w:rPr/>
         <w:t>&lt;&lt; Matter.Client.Name &gt;&gt;</w:t>
       </w:r>
       <w:r>
@@ -41,9 +39,7 @@
         <w:t xml:space="preserve"> </w:t>
       </w:r>
       <w:r>
-        <w:rPr>
-          <w:highlight w:val="yellow"/>
-        </w:rPr>
+        <w:rPr/>
         <w:t>&lt;&lt; Date &gt;&gt; </w:t>
       </w:r>
     </w:p>
@@ -63,9 +59,7 @@
         <w:t xml:space="preserve">Adviser (if any): </w:t>
       </w:r>
       <w:r>
-        <w:rPr>
-          <w:highlight w:val="yellow"/>
-        </w:rPr>
+        <w:rPr/>
         <w:t>&lt;&lt; Matter.CustomField.FinancialAdviserName &gt;&gt;</w:t>
       </w:r>
     </w:p>
@@ -106,9 +100,7 @@
         <w:pStyle w:val="ListNumberLevel1"/>
       </w:pPr>
       <w:r>
-        <w:rPr>
-          <w:highlight w:val="cyan"/>
-        </w:rPr>
+        <w:rPr/>
         <w:t>[#couple]</w:t>
       </w:r>
       <w:r>
@@ -159,36 +151,26 @@
         <w:pStyle w:val="ListNumberLevel2"/>
       </w:pPr>
       <w:r>
-        <w:rPr>
-          <w:highlight w:val="magenta"/>
-        </w:rPr>
+        <w:rPr/>
         <w:fldChar w:fldCharType="begin"/>
       </w:r>
       <w:r>
-        <w:rPr>
-          <w:highlight w:val="magenta"/>
-        </w:rPr>
+        <w:rPr/>
         <w:instrText xml:space="preserve"> MERGEFIELD  "*IF {TEL_couple_or_individual} = \"Couple\" *"  \* MERGEFORMAT </w:instrText>
       </w:r>
       <w:r>
-        <w:rPr>
-          <w:highlight w:val="magenta"/>
-        </w:rPr>
+        <w:rPr/>
         <w:fldChar w:fldCharType="separate"/>
       </w:r>
       <w:r>
-        <w:rPr>
-          <w:highlight w:val="cyan"/>
-        </w:rPr>
+        <w:rPr/>
         <w:t>[#couple]</w:t>
       </w:r>
       <w:r>
         <w:t xml:space="preserve"> </w:t>
       </w:r>
       <w:r>
-        <w:rPr>
-          <w:highlight w:val="magenta"/>
-        </w:rPr>
+        <w:rPr/>
         <w:fldChar w:fldCharType="end"/>
       </w:r>
       <w:r>
@@ -198,21 +180,15 @@
         <w:t>.</w:t>
       </w:r>
       <w:r>
-        <w:rPr>
-          <w:highlight w:val="magenta"/>
-        </w:rPr>
+        <w:rPr/>
         <w:fldChar w:fldCharType="begin"/>
       </w:r>
       <w:r>
-        <w:rPr>
-          <w:highlight w:val="magenta"/>
-        </w:rPr>
+        <w:rPr/>
         <w:instrText xml:space="preserve"> MERGEFIELD  *ENDIF*  \* MERGEFORMAT </w:instrText>
       </w:r>
       <w:r>
-        <w:rPr>
-          <w:highlight w:val="magenta"/>
-        </w:rPr>
+        <w:rPr/>
         <w:fldChar w:fldCharType="end"/>
       </w:r>
     </w:p>
@@ -2143,33 +2119,23 @@
         </w:rPr>
       </w:pPr>
       <w:r>
-        <w:rPr>
-          <w:highlight w:val="cyan"/>
-        </w:rPr>
+        <w:rPr/>
         <w:fldChar w:fldCharType="begin"/>
       </w:r>
       <w:r>
-        <w:rPr>
-          <w:highlight w:val="cyan"/>
-        </w:rPr>
+        <w:rPr/>
         <w:instrText xml:space="preserve"> MERGEFIELD  "*IF {TEL_children_age} = \"Minors\" *"  \* MERGEFORMAT </w:instrText>
       </w:r>
       <w:r>
-        <w:rPr>
-          <w:highlight w:val="cyan"/>
-        </w:rPr>
+        <w:rPr/>
         <w:fldChar w:fldCharType="separate"/>
       </w:r>
       <w:r>
-        <w:rPr>
-          <w:highlight w:val="cyan"/>
-        </w:rPr>
+        <w:rPr/>
         <w:t xml:space="preserve">[#minor children] </w:t>
       </w:r>
       <w:r>
-        <w:rPr>
-          <w:highlight w:val="cyan"/>
-        </w:rPr>
+        <w:rPr/>
         <w:fldChar w:fldCharType="end"/>
       </w:r>
       <w:r>
@@ -2956,9 +2922,7 @@
         <w:pStyle w:val="ListNumberLevel2"/>
       </w:pPr>
       <w:r>
-        <w:rPr>
-          <w:highlight w:val="cyan"/>
-        </w:rPr>
+        <w:rPr/>
         <w:t>[#couple]</w:t>
       </w:r>
       <w:r>
@@ -4096,9 +4060,7 @@
     <w:p>
       <w:pPr>
         <w:pStyle w:val="NoSpacing"/>
-        <w:rPr>
-          <w:highlight w:val="cyan"/>
-        </w:rPr>
+        <w:rPr/>
       </w:pPr>
     </w:p>
     <w:p>
@@ -4106,33 +4068,23 @@
         <w:pStyle w:val="NormalText"/>
       </w:pPr>
       <w:r>
-        <w:rPr>
-          <w:highlight w:val="cyan"/>
-        </w:rPr>
+        <w:rPr/>
         <w:fldChar w:fldCharType="begin"/>
       </w:r>
       <w:r>
-        <w:rPr>
-          <w:highlight w:val="cyan"/>
-        </w:rPr>
+        <w:rPr/>
         <w:instrText xml:space="preserve"> MERGEFIELD  "*IF {TEL_couple_or_individual} = \"Couple\" *"  \* MERGEFORMAT </w:instrText>
       </w:r>
       <w:r>
-        <w:rPr>
-          <w:highlight w:val="cyan"/>
-        </w:rPr>
+        <w:rPr/>
         <w:fldChar w:fldCharType="separate"/>
       </w:r>
       <w:r>
-        <w:rPr>
-          <w:highlight w:val="cyan"/>
-        </w:rPr>
+        <w:rPr/>
         <w:t xml:space="preserve">[#couple] </w:t>
       </w:r>
       <w:r>
-        <w:rPr>
-          <w:highlight w:val="cyan"/>
-        </w:rPr>
+        <w:rPr/>
         <w:fldChar w:fldCharType="end"/>
       </w:r>
     </w:p>
@@ -6410,33 +6362,23 @@
         </w:numPr>
       </w:pPr>
       <w:r>
-        <w:rPr>
-          <w:highlight w:val="cyan"/>
-        </w:rPr>
+        <w:rPr/>
         <w:fldChar w:fldCharType="begin"/>
       </w:r>
       <w:r>
-        <w:rPr>
-          <w:highlight w:val="cyan"/>
-        </w:rPr>
+        <w:rPr/>
         <w:instrText xml:space="preserve"> MERGEFIELD  "*IF {TEL_couple_or_individual} = \"Couple\" *"  \* MERGEFORMAT </w:instrText>
       </w:r>
       <w:r>
-        <w:rPr>
-          <w:highlight w:val="cyan"/>
-        </w:rPr>
+        <w:rPr/>
         <w:fldChar w:fldCharType="separate"/>
       </w:r>
       <w:r>
-        <w:rPr>
-          <w:highlight w:val="cyan"/>
-        </w:rPr>
+        <w:rPr/>
         <w:t xml:space="preserve">[#couple] </w:t>
       </w:r>
       <w:r>
-        <w:rPr>
-          <w:highlight w:val="cyan"/>
-        </w:rPr>
+        <w:rPr/>
         <w:fldChar w:fldCharType="end"/>
       </w:r>
       <w:r>
@@ -8270,14 +8212,10 @@
     <w:p>
       <w:pPr>
         <w:pStyle w:val="ListNumberLevel2"/>
-        <w:rPr>
-          <w:highlight w:val="yellow"/>
-        </w:rPr>
-      </w:pPr>
-      <w:r>
-        <w:rPr>
-          <w:highlight w:val="yellow"/>
-        </w:rPr>
+        <w:rPr/>
+      </w:pPr>
+      <w:r>
+        <w:rPr/>
         <w:t>[#insert summary from material review]</w:t>
       </w:r>
     </w:p>
@@ -8426,7 +8364,6 @@
       </w:r>
       <w:r>
         <w:rPr>
-          <w:highlight w:val="yellow"/>
           <w:lang w:val="en-AU"/>
         </w:rPr>
         <w:t>&lt;&lt; Matter.Client.Name &gt;&gt;</w:t>
@@ -9283,7 +9220,6 @@
       </w:r>
       <w:r>
         <w:rPr>
-          <w:highlight w:val="yellow"/>
           <w:lang w:val="en-AU"/>
         </w:rPr>
         <w:t>&lt;&lt; Matter.Client.Name &gt;&gt;</w:t>
